--- a/Assets/Document/云熹约定项目文档/7.系统功能文档/文字游戏核心系统功能策划案.docx
+++ b/Assets/Document/云熹约定项目文档/7.系统功能文档/文字游戏核心系统功能策划案.docx
@@ -767,6 +767,149 @@
           </w:p>
         </w:tc>
       </w:tr>
+      <w:tr>
+        <w:tblPrEx>
+          <w:tblBorders>
+            <w:top w:val="single" w:color="auto" w:sz="4" w:space="0"/>
+            <w:left w:val="single" w:color="auto" w:sz="4" w:space="0"/>
+            <w:bottom w:val="single" w:color="auto" w:sz="4" w:space="0"/>
+            <w:right w:val="single" w:color="auto" w:sz="4" w:space="0"/>
+            <w:insideH w:val="single" w:color="auto" w:sz="4" w:space="0"/>
+            <w:insideV w:val="single" w:color="auto" w:sz="4" w:space="0"/>
+          </w:tblBorders>
+          <w:tblCellMar>
+            <w:top w:w="0" w:type="dxa"/>
+            <w:left w:w="108" w:type="dxa"/>
+            <w:bottom w:w="0" w:type="dxa"/>
+            <w:right w:w="108" w:type="dxa"/>
+          </w:tblCellMar>
+        </w:tblPrEx>
+        <w:tc>
+          <w:tcPr>
+            <w:tcW w:w="1697" w:type="dxa"/>
+          </w:tcPr>
+          <w:p>
+            <w:pPr>
+              <w:jc w:val="center"/>
+              <w:rPr>
+                <w:rFonts w:hint="default"/>
+                <w:sz w:val="28"/>
+                <w:szCs w:val="28"/>
+                <w:vertAlign w:val="baseline"/>
+                <w:lang w:val="en-US" w:eastAsia="zh-CN"/>
+              </w:rPr>
+            </w:pPr>
+            <w:r>
+              <w:rPr>
+                <w:rFonts w:hint="eastAsia"/>
+                <w:sz w:val="28"/>
+                <w:szCs w:val="28"/>
+                <w:vertAlign w:val="baseline"/>
+                <w:lang w:val="en-US" w:eastAsia="zh-CN"/>
+              </w:rPr>
+              <w:t>V0.4</w:t>
+            </w:r>
+          </w:p>
+        </w:tc>
+        <w:tc>
+          <w:tcPr>
+            <w:tcW w:w="1425" w:type="dxa"/>
+          </w:tcPr>
+          <w:p>
+            <w:pPr>
+              <w:jc w:val="center"/>
+              <w:rPr>
+                <w:rFonts w:hint="default"/>
+                <w:sz w:val="28"/>
+                <w:szCs w:val="28"/>
+                <w:vertAlign w:val="baseline"/>
+                <w:lang w:val="en-US" w:eastAsia="zh-CN"/>
+              </w:rPr>
+            </w:pPr>
+            <w:r>
+              <w:rPr>
+                <w:rFonts w:hint="eastAsia"/>
+                <w:sz w:val="28"/>
+                <w:szCs w:val="28"/>
+                <w:vertAlign w:val="baseline"/>
+                <w:lang w:val="en-US" w:eastAsia="zh-CN"/>
+              </w:rPr>
+              <w:t>吴心怡</w:t>
+            </w:r>
+          </w:p>
+        </w:tc>
+        <w:tc>
+          <w:tcPr>
+            <w:tcW w:w="1819" w:type="dxa"/>
+          </w:tcPr>
+          <w:p>
+            <w:pPr>
+              <w:jc w:val="center"/>
+              <w:rPr>
+                <w:rFonts w:hint="default"/>
+                <w:sz w:val="28"/>
+                <w:szCs w:val="28"/>
+                <w:vertAlign w:val="baseline"/>
+                <w:lang w:val="en-US" w:eastAsia="zh-CN"/>
+              </w:rPr>
+            </w:pPr>
+            <w:r>
+              <w:rPr>
+                <w:rFonts w:hint="eastAsia"/>
+                <w:sz w:val="28"/>
+                <w:szCs w:val="28"/>
+                <w:vertAlign w:val="baseline"/>
+                <w:lang w:val="en-US" w:eastAsia="zh-CN"/>
+              </w:rPr>
+              <w:t>2026.4.1</w:t>
+            </w:r>
+          </w:p>
+        </w:tc>
+        <w:tc>
+          <w:tcPr>
+            <w:tcW w:w="3825" w:type="dxa"/>
+          </w:tcPr>
+          <w:p>
+            <w:pPr>
+              <w:jc w:val="center"/>
+              <w:rPr>
+                <w:rFonts w:hint="default"/>
+                <w:sz w:val="28"/>
+                <w:szCs w:val="28"/>
+                <w:vertAlign w:val="baseline"/>
+                <w:lang w:val="en-US" w:eastAsia="zh-CN"/>
+              </w:rPr>
+            </w:pPr>
+            <w:r>
+              <w:rPr>
+                <w:rFonts w:hint="eastAsia"/>
+                <w:sz w:val="28"/>
+                <w:szCs w:val="28"/>
+                <w:vertAlign w:val="baseline"/>
+                <w:lang w:val="en-US" w:eastAsia="zh-CN"/>
+              </w:rPr>
+              <w:t>修改新增</w:t>
+            </w:r>
+          </w:p>
+        </w:tc>
+        <w:tc>
+          <w:tcPr>
+            <w:tcW w:w="2597" w:type="dxa"/>
+          </w:tcPr>
+          <w:p>
+            <w:pPr>
+              <w:jc w:val="center"/>
+              <w:rPr>
+                <w:rFonts w:hint="eastAsia"/>
+                <w:sz w:val="28"/>
+                <w:szCs w:val="28"/>
+                <w:vertAlign w:val="baseline"/>
+                <w:lang w:val="en-US" w:eastAsia="zh-CN"/>
+              </w:rPr>
+            </w:pPr>
+          </w:p>
+        </w:tc>
+      </w:tr>
     </w:tbl>
     <w:p>
       <w:pPr>
@@ -2402,18 +2545,7 @@
           <w:szCs w:val="28"/>
           <w:lang w:val="en-US" w:eastAsia="zh-CN"/>
         </w:rPr>
-        <w:t>男主好感度≥</w:t>
-      </w:r>
-      <w:bookmarkStart w:id="0" w:name="_GoBack"/>
-      <w:bookmarkEnd w:id="0"/>
-      <w:r>
-        <w:rPr>
-          <w:rFonts w:hint="eastAsia"/>
-          <w:sz w:val="28"/>
-          <w:szCs w:val="28"/>
-          <w:lang w:val="en-US" w:eastAsia="zh-CN"/>
-        </w:rPr>
-        <w:t>95且在最终选项中选择接受选项；</w:t>
+        <w:t>男主好感度≥95且在最终选项中选择接受选项；</w:t>
       </w:r>
     </w:p>
     <w:p>
@@ -4964,7 +5096,6 @@
             <w:insideH w:val="none" w:color="auto" w:sz="0" w:space="0"/>
             <w:insideV w:val="none" w:color="auto" w:sz="0" w:space="0"/>
           </w:tblBorders>
-          <w:shd w:val="clear" w:color="auto" w:fill="auto"/>
           <w:tblCellMar>
             <w:top w:w="15" w:type="dxa"/>
             <w:left w:w="15" w:type="dxa"/>
@@ -5135,7 +5266,6 @@
             <w:insideH w:val="none" w:color="auto" w:sz="0" w:space="0"/>
             <w:insideV w:val="none" w:color="auto" w:sz="0" w:space="0"/>
           </w:tblBorders>
-          <w:shd w:val="clear" w:color="auto" w:fill="auto"/>
           <w:tblCellMar>
             <w:top w:w="15" w:type="dxa"/>
             <w:left w:w="15" w:type="dxa"/>
@@ -5306,7 +5436,6 @@
             <w:insideH w:val="none" w:color="auto" w:sz="0" w:space="0"/>
             <w:insideV w:val="none" w:color="auto" w:sz="0" w:space="0"/>
           </w:tblBorders>
-          <w:shd w:val="clear" w:color="auto" w:fill="auto"/>
           <w:tblCellMar>
             <w:top w:w="15" w:type="dxa"/>
             <w:left w:w="15" w:type="dxa"/>
@@ -5477,7 +5606,6 @@
             <w:insideH w:val="none" w:color="auto" w:sz="0" w:space="0"/>
             <w:insideV w:val="none" w:color="auto" w:sz="0" w:space="0"/>
           </w:tblBorders>
-          <w:shd w:val="clear" w:color="auto" w:fill="auto"/>
           <w:tblCellMar>
             <w:top w:w="15" w:type="dxa"/>
             <w:left w:w="15" w:type="dxa"/>
@@ -6226,7 +6354,6 @@
             <w:insideH w:val="none" w:color="auto" w:sz="0" w:space="0"/>
             <w:insideV w:val="none" w:color="auto" w:sz="0" w:space="0"/>
           </w:tblBorders>
-          <w:shd w:val="clear" w:color="auto" w:fill="auto"/>
           <w:tblCellMar>
             <w:top w:w="15" w:type="dxa"/>
             <w:left w:w="15" w:type="dxa"/>
@@ -6380,7 +6507,6 @@
             <w:insideH w:val="none" w:color="auto" w:sz="0" w:space="0"/>
             <w:insideV w:val="none" w:color="auto" w:sz="0" w:space="0"/>
           </w:tblBorders>
-          <w:shd w:val="clear" w:color="auto" w:fill="auto"/>
           <w:tblCellMar>
             <w:top w:w="15" w:type="dxa"/>
             <w:left w:w="15" w:type="dxa"/>
@@ -6513,7 +6639,6 @@
             <w:insideH w:val="none" w:color="auto" w:sz="0" w:space="0"/>
             <w:insideV w:val="none" w:color="auto" w:sz="0" w:space="0"/>
           </w:tblBorders>
-          <w:shd w:val="clear" w:color="auto" w:fill="auto"/>
           <w:tblCellMar>
             <w:top w:w="15" w:type="dxa"/>
             <w:left w:w="15" w:type="dxa"/>
@@ -7662,6 +7787,176 @@
             <w:insideH w:val="none" w:color="auto" w:sz="0" w:space="0"/>
             <w:insideV w:val="none" w:color="auto" w:sz="0" w:space="0"/>
           </w:tblBorders>
+          <w:tblCellMar>
+            <w:top w:w="15" w:type="dxa"/>
+            <w:left w:w="15" w:type="dxa"/>
+            <w:bottom w:w="15" w:type="dxa"/>
+            <w:right w:w="15" w:type="dxa"/>
+          </w:tblCellMar>
+        </w:tblPrEx>
+        <w:tc>
+          <w:tcPr>
+            <w:tcW w:w="0" w:type="auto"/>
+            <w:tcBorders>
+              <w:top w:val="single" w:color="CCCCCC" w:sz="6" w:space="0"/>
+              <w:left w:val="single" w:color="CCCCCC" w:sz="6" w:space="0"/>
+              <w:bottom w:val="single" w:color="CCCCCC" w:sz="6" w:space="0"/>
+              <w:right w:val="single" w:color="CCCCCC" w:sz="6" w:space="0"/>
+            </w:tcBorders>
+            <w:shd w:val="clear" w:color="auto" w:fill="auto"/>
+            <w:tcMar>
+              <w:top w:w="120" w:type="dxa"/>
+              <w:left w:w="120" w:type="dxa"/>
+              <w:bottom w:w="120" w:type="dxa"/>
+              <w:right w:w="120" w:type="dxa"/>
+            </w:tcMar>
+            <w:vAlign w:val="center"/>
+          </w:tcPr>
+          <w:p>
+            <w:pPr>
+              <w:keepNext w:val="0"/>
+              <w:keepLines w:val="0"/>
+              <w:widowControl/>
+              <w:suppressLineNumbers w:val="0"/>
+              <w:jc w:val="left"/>
+            </w:pPr>
+            <w:r>
+              <w:rPr>
+                <w:rFonts w:ascii="宋体" w:hAnsi="宋体" w:eastAsia="宋体" w:cs="宋体"/>
+                <w:kern w:val="0"/>
+                <w:sz w:val="24"/>
+                <w:szCs w:val="24"/>
+                <w:lang w:val="en-US" w:eastAsia="zh-CN" w:bidi="ar"/>
+              </w:rPr>
+              <w:t>快自动</w:t>
+            </w:r>
+          </w:p>
+        </w:tc>
+        <w:tc>
+          <w:tcPr>
+            <w:tcW w:w="1168" w:type="pct"/>
+            <w:tcBorders>
+              <w:top w:val="single" w:color="CCCCCC" w:sz="6" w:space="0"/>
+              <w:left w:val="single" w:color="CCCCCC" w:sz="6" w:space="0"/>
+              <w:bottom w:val="single" w:color="CCCCCC" w:sz="6" w:space="0"/>
+              <w:right w:val="single" w:color="CCCCCC" w:sz="6" w:space="0"/>
+            </w:tcBorders>
+            <w:shd w:val="clear" w:color="auto" w:fill="auto"/>
+            <w:tcMar>
+              <w:top w:w="120" w:type="dxa"/>
+              <w:left w:w="120" w:type="dxa"/>
+              <w:bottom w:w="120" w:type="dxa"/>
+              <w:right w:w="120" w:type="dxa"/>
+            </w:tcMar>
+            <w:vAlign w:val="center"/>
+          </w:tcPr>
+          <w:p>
+            <w:pPr>
+              <w:keepNext w:val="0"/>
+              <w:keepLines w:val="0"/>
+              <w:widowControl/>
+              <w:suppressLineNumbers w:val="0"/>
+              <w:jc w:val="left"/>
+            </w:pPr>
+            <w:r>
+              <w:rPr>
+                <w:rFonts w:ascii="宋体" w:hAnsi="宋体" w:eastAsia="宋体" w:cs="宋体"/>
+                <w:kern w:val="0"/>
+                <w:sz w:val="24"/>
+                <w:szCs w:val="24"/>
+                <w:lang w:val="en-US" w:eastAsia="zh-CN" w:bidi="ar"/>
+              </w:rPr>
+              <w:t>60 字 / 秒</w:t>
+            </w:r>
+          </w:p>
+        </w:tc>
+        <w:tc>
+          <w:tcPr>
+            <w:tcW w:w="1168" w:type="pct"/>
+            <w:tcBorders>
+              <w:top w:val="single" w:color="CCCCCC" w:sz="6" w:space="0"/>
+              <w:left w:val="single" w:color="CCCCCC" w:sz="6" w:space="0"/>
+              <w:bottom w:val="single" w:color="CCCCCC" w:sz="6" w:space="0"/>
+              <w:right w:val="single" w:color="CCCCCC" w:sz="6" w:space="0"/>
+            </w:tcBorders>
+            <w:shd w:val="clear" w:color="auto" w:fill="auto"/>
+            <w:tcMar>
+              <w:top w:w="120" w:type="dxa"/>
+              <w:left w:w="120" w:type="dxa"/>
+              <w:bottom w:w="120" w:type="dxa"/>
+              <w:right w:w="120" w:type="dxa"/>
+            </w:tcMar>
+            <w:vAlign w:val="center"/>
+          </w:tcPr>
+          <w:p>
+            <w:pPr>
+              <w:keepNext w:val="0"/>
+              <w:keepLines w:val="0"/>
+              <w:widowControl/>
+              <w:suppressLineNumbers w:val="0"/>
+              <w:jc w:val="left"/>
+            </w:pPr>
+            <w:r>
+              <w:rPr>
+                <w:rFonts w:ascii="宋体" w:hAnsi="宋体" w:eastAsia="宋体" w:cs="宋体"/>
+                <w:kern w:val="0"/>
+                <w:sz w:val="24"/>
+                <w:szCs w:val="24"/>
+                <w:lang w:val="en-US" w:eastAsia="zh-CN" w:bidi="ar"/>
+              </w:rPr>
+              <w:t>1.5～2.0 秒</w:t>
+            </w:r>
+          </w:p>
+        </w:tc>
+        <w:tc>
+          <w:tcPr>
+            <w:tcW w:w="0" w:type="auto"/>
+            <w:tcBorders>
+              <w:top w:val="single" w:color="CCCCCC" w:sz="6" w:space="0"/>
+              <w:left w:val="single" w:color="CCCCCC" w:sz="6" w:space="0"/>
+              <w:bottom w:val="single" w:color="CCCCCC" w:sz="6" w:space="0"/>
+              <w:right w:val="single" w:color="CCCCCC" w:sz="6" w:space="0"/>
+            </w:tcBorders>
+            <w:shd w:val="clear" w:color="auto" w:fill="auto"/>
+            <w:tcMar>
+              <w:top w:w="120" w:type="dxa"/>
+              <w:left w:w="120" w:type="dxa"/>
+              <w:bottom w:w="120" w:type="dxa"/>
+              <w:right w:w="120" w:type="dxa"/>
+            </w:tcMar>
+            <w:vAlign w:val="center"/>
+          </w:tcPr>
+          <w:p>
+            <w:pPr>
+              <w:keepNext w:val="0"/>
+              <w:keepLines w:val="0"/>
+              <w:widowControl/>
+              <w:suppressLineNumbers w:val="0"/>
+              <w:jc w:val="left"/>
+            </w:pPr>
+            <w:r>
+              <w:rPr>
+                <w:rFonts w:ascii="宋体" w:hAnsi="宋体" w:eastAsia="宋体" w:cs="宋体"/>
+                <w:kern w:val="0"/>
+                <w:sz w:val="24"/>
+                <w:szCs w:val="24"/>
+                <w:lang w:val="en-US" w:eastAsia="zh-CN" w:bidi="ar"/>
+              </w:rPr>
+              <w:t>紧凑对话、轻快剧情</w:t>
+            </w:r>
+          </w:p>
+        </w:tc>
+      </w:tr>
+      <w:tr>
+        <w:tblPrEx>
+          <w:tblBorders>
+            <w:top w:val="none" w:color="auto" w:sz="0" w:space="0"/>
+            <w:left w:val="none" w:color="auto" w:sz="0" w:space="0"/>
+            <w:bottom w:val="none" w:color="auto" w:sz="0" w:space="0"/>
+            <w:right w:val="none" w:color="auto" w:sz="0" w:space="0"/>
+            <w:insideH w:val="none" w:color="auto" w:sz="0" w:space="0"/>
+            <w:insideV w:val="none" w:color="auto" w:sz="0" w:space="0"/>
+          </w:tblBorders>
           <w:shd w:val="clear" w:color="auto" w:fill="auto"/>
           <w:tblCellMar>
             <w:top w:w="15" w:type="dxa"/>
@@ -7704,176 +7999,6 @@
                 <w:szCs w:val="24"/>
                 <w:lang w:val="en-US" w:eastAsia="zh-CN" w:bidi="ar"/>
               </w:rPr>
-              <w:t>快自动</w:t>
-            </w:r>
-          </w:p>
-        </w:tc>
-        <w:tc>
-          <w:tcPr>
-            <w:tcW w:w="1168" w:type="pct"/>
-            <w:tcBorders>
-              <w:top w:val="single" w:color="CCCCCC" w:sz="6" w:space="0"/>
-              <w:left w:val="single" w:color="CCCCCC" w:sz="6" w:space="0"/>
-              <w:bottom w:val="single" w:color="CCCCCC" w:sz="6" w:space="0"/>
-              <w:right w:val="single" w:color="CCCCCC" w:sz="6" w:space="0"/>
-            </w:tcBorders>
-            <w:shd w:val="clear" w:color="auto" w:fill="auto"/>
-            <w:tcMar>
-              <w:top w:w="120" w:type="dxa"/>
-              <w:left w:w="120" w:type="dxa"/>
-              <w:bottom w:w="120" w:type="dxa"/>
-              <w:right w:w="120" w:type="dxa"/>
-            </w:tcMar>
-            <w:vAlign w:val="center"/>
-          </w:tcPr>
-          <w:p>
-            <w:pPr>
-              <w:keepNext w:val="0"/>
-              <w:keepLines w:val="0"/>
-              <w:widowControl/>
-              <w:suppressLineNumbers w:val="0"/>
-              <w:jc w:val="left"/>
-            </w:pPr>
-            <w:r>
-              <w:rPr>
-                <w:rFonts w:ascii="宋体" w:hAnsi="宋体" w:eastAsia="宋体" w:cs="宋体"/>
-                <w:kern w:val="0"/>
-                <w:sz w:val="24"/>
-                <w:szCs w:val="24"/>
-                <w:lang w:val="en-US" w:eastAsia="zh-CN" w:bidi="ar"/>
-              </w:rPr>
-              <w:t>60 字 / 秒</w:t>
-            </w:r>
-          </w:p>
-        </w:tc>
-        <w:tc>
-          <w:tcPr>
-            <w:tcW w:w="1168" w:type="pct"/>
-            <w:tcBorders>
-              <w:top w:val="single" w:color="CCCCCC" w:sz="6" w:space="0"/>
-              <w:left w:val="single" w:color="CCCCCC" w:sz="6" w:space="0"/>
-              <w:bottom w:val="single" w:color="CCCCCC" w:sz="6" w:space="0"/>
-              <w:right w:val="single" w:color="CCCCCC" w:sz="6" w:space="0"/>
-            </w:tcBorders>
-            <w:shd w:val="clear" w:color="auto" w:fill="auto"/>
-            <w:tcMar>
-              <w:top w:w="120" w:type="dxa"/>
-              <w:left w:w="120" w:type="dxa"/>
-              <w:bottom w:w="120" w:type="dxa"/>
-              <w:right w:w="120" w:type="dxa"/>
-            </w:tcMar>
-            <w:vAlign w:val="center"/>
-          </w:tcPr>
-          <w:p>
-            <w:pPr>
-              <w:keepNext w:val="0"/>
-              <w:keepLines w:val="0"/>
-              <w:widowControl/>
-              <w:suppressLineNumbers w:val="0"/>
-              <w:jc w:val="left"/>
-            </w:pPr>
-            <w:r>
-              <w:rPr>
-                <w:rFonts w:ascii="宋体" w:hAnsi="宋体" w:eastAsia="宋体" w:cs="宋体"/>
-                <w:kern w:val="0"/>
-                <w:sz w:val="24"/>
-                <w:szCs w:val="24"/>
-                <w:lang w:val="en-US" w:eastAsia="zh-CN" w:bidi="ar"/>
-              </w:rPr>
-              <w:t>1.5～2.0 秒</w:t>
-            </w:r>
-          </w:p>
-        </w:tc>
-        <w:tc>
-          <w:tcPr>
-            <w:tcW w:w="0" w:type="auto"/>
-            <w:tcBorders>
-              <w:top w:val="single" w:color="CCCCCC" w:sz="6" w:space="0"/>
-              <w:left w:val="single" w:color="CCCCCC" w:sz="6" w:space="0"/>
-              <w:bottom w:val="single" w:color="CCCCCC" w:sz="6" w:space="0"/>
-              <w:right w:val="single" w:color="CCCCCC" w:sz="6" w:space="0"/>
-            </w:tcBorders>
-            <w:shd w:val="clear" w:color="auto" w:fill="auto"/>
-            <w:tcMar>
-              <w:top w:w="120" w:type="dxa"/>
-              <w:left w:w="120" w:type="dxa"/>
-              <w:bottom w:w="120" w:type="dxa"/>
-              <w:right w:w="120" w:type="dxa"/>
-            </w:tcMar>
-            <w:vAlign w:val="center"/>
-          </w:tcPr>
-          <w:p>
-            <w:pPr>
-              <w:keepNext w:val="0"/>
-              <w:keepLines w:val="0"/>
-              <w:widowControl/>
-              <w:suppressLineNumbers w:val="0"/>
-              <w:jc w:val="left"/>
-            </w:pPr>
-            <w:r>
-              <w:rPr>
-                <w:rFonts w:ascii="宋体" w:hAnsi="宋体" w:eastAsia="宋体" w:cs="宋体"/>
-                <w:kern w:val="0"/>
-                <w:sz w:val="24"/>
-                <w:szCs w:val="24"/>
-                <w:lang w:val="en-US" w:eastAsia="zh-CN" w:bidi="ar"/>
-              </w:rPr>
-              <w:t>紧凑对话、轻快剧情</w:t>
-            </w:r>
-          </w:p>
-        </w:tc>
-      </w:tr>
-      <w:tr>
-        <w:tblPrEx>
-          <w:tblBorders>
-            <w:top w:val="none" w:color="auto" w:sz="0" w:space="0"/>
-            <w:left w:val="none" w:color="auto" w:sz="0" w:space="0"/>
-            <w:bottom w:val="none" w:color="auto" w:sz="0" w:space="0"/>
-            <w:right w:val="none" w:color="auto" w:sz="0" w:space="0"/>
-            <w:insideH w:val="none" w:color="auto" w:sz="0" w:space="0"/>
-            <w:insideV w:val="none" w:color="auto" w:sz="0" w:space="0"/>
-          </w:tblBorders>
-          <w:tblCellMar>
-            <w:top w:w="15" w:type="dxa"/>
-            <w:left w:w="15" w:type="dxa"/>
-            <w:bottom w:w="15" w:type="dxa"/>
-            <w:right w:w="15" w:type="dxa"/>
-          </w:tblCellMar>
-        </w:tblPrEx>
-        <w:tc>
-          <w:tcPr>
-            <w:tcW w:w="0" w:type="auto"/>
-            <w:tcBorders>
-              <w:top w:val="single" w:color="CCCCCC" w:sz="6" w:space="0"/>
-              <w:left w:val="single" w:color="CCCCCC" w:sz="6" w:space="0"/>
-              <w:bottom w:val="single" w:color="CCCCCC" w:sz="6" w:space="0"/>
-              <w:right w:val="single" w:color="CCCCCC" w:sz="6" w:space="0"/>
-            </w:tcBorders>
-            <w:shd w:val="clear" w:color="auto" w:fill="auto"/>
-            <w:tcMar>
-              <w:top w:w="120" w:type="dxa"/>
-              <w:left w:w="120" w:type="dxa"/>
-              <w:bottom w:w="120" w:type="dxa"/>
-              <w:right w:w="120" w:type="dxa"/>
-            </w:tcMar>
-            <w:vAlign w:val="center"/>
-          </w:tcPr>
-          <w:p>
-            <w:pPr>
-              <w:keepNext w:val="0"/>
-              <w:keepLines w:val="0"/>
-              <w:widowControl/>
-              <w:suppressLineNumbers w:val="0"/>
-              <w:jc w:val="left"/>
-            </w:pPr>
-            <w:r>
-              <w:rPr>
-                <w:rFonts w:ascii="宋体" w:hAnsi="宋体" w:eastAsia="宋体" w:cs="宋体"/>
-                <w:kern w:val="0"/>
-                <w:sz w:val="24"/>
-                <w:szCs w:val="24"/>
-                <w:lang w:val="en-US" w:eastAsia="zh-CN" w:bidi="ar"/>
-              </w:rPr>
               <w:t>极速自动</w:t>
             </w:r>
           </w:p>
@@ -8168,9 +8293,9 @@
         </w:rPr>
         <w:drawing>
           <wp:inline distT="0" distB="0" distL="114300" distR="114300">
-            <wp:extent cx="5273040" cy="2946400"/>
-            <wp:effectExtent l="0" t="0" r="3810" b="6350"/>
-            <wp:docPr id="11" name="图片 11" descr="d84883a445d48ffc16b1c5213e16b3e5"/>
+            <wp:extent cx="5272405" cy="2957830"/>
+            <wp:effectExtent l="0" t="0" r="4445" b="13970"/>
+            <wp:docPr id="14" name="图片 14" descr="1af8995a4bb4bf65ce6647836a3503e5"/>
             <wp:cNvGraphicFramePr>
               <a:graphicFrameLocks xmlns:a="http://schemas.openxmlformats.org/drawingml/2006/main" noChangeAspect="1"/>
             </wp:cNvGraphicFramePr>
@@ -8178,7 +8303,7 @@
               <a:graphicData uri="http://schemas.openxmlformats.org/drawingml/2006/picture">
                 <pic:pic xmlns:pic="http://schemas.openxmlformats.org/drawingml/2006/picture">
                   <pic:nvPicPr>
-                    <pic:cNvPr id="11" name="图片 11" descr="d84883a445d48ffc16b1c5213e16b3e5"/>
+                    <pic:cNvPr id="14" name="图片 14" descr="1af8995a4bb4bf65ce6647836a3503e5"/>
                     <pic:cNvPicPr>
                       <a:picLocks noChangeAspect="1"/>
                     </pic:cNvPicPr>
@@ -8192,7 +8317,7 @@
                   <pic:spPr>
                     <a:xfrm>
                       <a:off x="0" y="0"/>
-                      <a:ext cx="5273040" cy="2946400"/>
+                      <a:ext cx="5272405" cy="2957830"/>
                     </a:xfrm>
                     <a:prstGeom prst="rect">
                       <a:avLst/>
@@ -8379,6 +8504,43 @@
         </w:rPr>
         <w:t>中断语音，当玩家点击未完成文本且翻页时，中断当前播放语音，接入下一段文本语音；</w:t>
       </w:r>
+    </w:p>
+    <w:p>
+      <w:pPr>
+        <w:pStyle w:val="5"/>
+        <w:keepNext w:val="0"/>
+        <w:keepLines w:val="0"/>
+        <w:widowControl/>
+        <w:numPr>
+          <w:ilvl w:val="0"/>
+          <w:numId w:val="8"/>
+        </w:numPr>
+        <w:suppressLineNumbers w:val="0"/>
+        <w:ind w:leftChars="0" w:right="0" w:rightChars="0"/>
+        <w:rPr>
+          <w:rStyle w:val="10"/>
+          <w:rFonts w:hint="default"/>
+          <w:i w:val="0"/>
+          <w:iCs/>
+          <w:sz w:val="28"/>
+          <w:szCs w:val="28"/>
+          <w:lang w:val="en-US" w:eastAsia="zh-CN"/>
+        </w:rPr>
+      </w:pPr>
+      <w:r>
+        <w:rPr>
+          <w:rStyle w:val="10"/>
+          <w:rFonts w:hint="eastAsia"/>
+          <w:i w:val="0"/>
+          <w:iCs/>
+          <w:sz w:val="28"/>
+          <w:szCs w:val="28"/>
+          <w:lang w:val="en-US" w:eastAsia="zh-CN"/>
+        </w:rPr>
+        <w:t>Bug反馈，玩家点击时进入问卷页面，可提交截图、视频、文字内容；</w:t>
+      </w:r>
+      <w:bookmarkStart w:id="0" w:name="_GoBack"/>
+      <w:bookmarkEnd w:id="0"/>
     </w:p>
     <w:p>
       <w:pPr>

--- a/Assets/Document/云熹约定项目文档/7.系统功能文档/文字游戏核心系统功能策划案.docx
+++ b/Assets/Document/云熹约定项目文档/7.系统功能文档/文字游戏核心系统功能策划案.docx
@@ -907,6 +907,159 @@
                 <w:lang w:val="en-US" w:eastAsia="zh-CN"/>
               </w:rPr>
             </w:pPr>
+          </w:p>
+        </w:tc>
+      </w:tr>
+      <w:tr>
+        <w:tblPrEx>
+          <w:tblBorders>
+            <w:top w:val="single" w:color="auto" w:sz="4" w:space="0"/>
+            <w:left w:val="single" w:color="auto" w:sz="4" w:space="0"/>
+            <w:bottom w:val="single" w:color="auto" w:sz="4" w:space="0"/>
+            <w:right w:val="single" w:color="auto" w:sz="4" w:space="0"/>
+            <w:insideH w:val="single" w:color="auto" w:sz="4" w:space="0"/>
+            <w:insideV w:val="single" w:color="auto" w:sz="4" w:space="0"/>
+          </w:tblBorders>
+          <w:tblCellMar>
+            <w:top w:w="0" w:type="dxa"/>
+            <w:left w:w="108" w:type="dxa"/>
+            <w:bottom w:w="0" w:type="dxa"/>
+            <w:right w:w="108" w:type="dxa"/>
+          </w:tblCellMar>
+        </w:tblPrEx>
+        <w:tc>
+          <w:tcPr>
+            <w:tcW w:w="1697" w:type="dxa"/>
+          </w:tcPr>
+          <w:p>
+            <w:pPr>
+              <w:jc w:val="center"/>
+              <w:rPr>
+                <w:rFonts w:hint="default"/>
+                <w:sz w:val="28"/>
+                <w:szCs w:val="28"/>
+                <w:vertAlign w:val="baseline"/>
+                <w:lang w:val="en-US" w:eastAsia="zh-CN"/>
+              </w:rPr>
+            </w:pPr>
+            <w:r>
+              <w:rPr>
+                <w:rFonts w:hint="eastAsia"/>
+                <w:sz w:val="28"/>
+                <w:szCs w:val="28"/>
+                <w:vertAlign w:val="baseline"/>
+                <w:lang w:val="en-US" w:eastAsia="zh-CN"/>
+              </w:rPr>
+              <w:t>V0.5</w:t>
+            </w:r>
+          </w:p>
+        </w:tc>
+        <w:tc>
+          <w:tcPr>
+            <w:tcW w:w="1425" w:type="dxa"/>
+          </w:tcPr>
+          <w:p>
+            <w:pPr>
+              <w:jc w:val="center"/>
+              <w:rPr>
+                <w:rFonts w:hint="default"/>
+                <w:sz w:val="28"/>
+                <w:szCs w:val="28"/>
+                <w:vertAlign w:val="baseline"/>
+                <w:lang w:val="en-US" w:eastAsia="zh-CN"/>
+              </w:rPr>
+            </w:pPr>
+            <w:r>
+              <w:rPr>
+                <w:rFonts w:hint="eastAsia"/>
+                <w:sz w:val="28"/>
+                <w:szCs w:val="28"/>
+                <w:vertAlign w:val="baseline"/>
+                <w:lang w:val="en-US" w:eastAsia="zh-CN"/>
+              </w:rPr>
+              <w:t>吴心怡</w:t>
+            </w:r>
+          </w:p>
+        </w:tc>
+        <w:tc>
+          <w:tcPr>
+            <w:tcW w:w="1819" w:type="dxa"/>
+          </w:tcPr>
+          <w:p>
+            <w:pPr>
+              <w:jc w:val="center"/>
+              <w:rPr>
+                <w:rFonts w:hint="default"/>
+                <w:sz w:val="28"/>
+                <w:szCs w:val="28"/>
+                <w:vertAlign w:val="baseline"/>
+                <w:lang w:val="en-US" w:eastAsia="zh-CN"/>
+              </w:rPr>
+            </w:pPr>
+            <w:r>
+              <w:rPr>
+                <w:rFonts w:hint="eastAsia"/>
+                <w:sz w:val="28"/>
+                <w:szCs w:val="28"/>
+                <w:vertAlign w:val="baseline"/>
+                <w:lang w:val="en-US" w:eastAsia="zh-CN"/>
+              </w:rPr>
+              <w:t>2026.4.15</w:t>
+            </w:r>
+          </w:p>
+        </w:tc>
+        <w:tc>
+          <w:tcPr>
+            <w:tcW w:w="3825" w:type="dxa"/>
+          </w:tcPr>
+          <w:p>
+            <w:pPr>
+              <w:jc w:val="center"/>
+              <w:rPr>
+                <w:rFonts w:hint="default"/>
+                <w:sz w:val="28"/>
+                <w:szCs w:val="28"/>
+                <w:vertAlign w:val="baseline"/>
+                <w:lang w:val="en-US" w:eastAsia="zh-CN"/>
+              </w:rPr>
+            </w:pPr>
+            <w:r>
+              <w:rPr>
+                <w:rFonts w:hint="eastAsia"/>
+                <w:sz w:val="28"/>
+                <w:szCs w:val="28"/>
+                <w:vertAlign w:val="baseline"/>
+                <w:lang w:val="en-US" w:eastAsia="zh-CN"/>
+              </w:rPr>
+              <w:t>单线结局提示</w:t>
+            </w:r>
+          </w:p>
+        </w:tc>
+        <w:tc>
+          <w:tcPr>
+            <w:tcW w:w="2597" w:type="dxa"/>
+          </w:tcPr>
+          <w:p>
+            <w:pPr>
+              <w:jc w:val="center"/>
+              <w:rPr>
+                <w:rFonts w:hint="default"/>
+                <w:sz w:val="28"/>
+                <w:szCs w:val="28"/>
+                <w:vertAlign w:val="baseline"/>
+                <w:lang w:val="en-US" w:eastAsia="zh-CN"/>
+              </w:rPr>
+            </w:pPr>
+            <w:r>
+              <w:rPr>
+                <w:rFonts w:hint="eastAsia"/>
+                <w:sz w:val="28"/>
+                <w:szCs w:val="28"/>
+                <w:vertAlign w:val="baseline"/>
+                <w:lang w:val="en-US" w:eastAsia="zh-CN"/>
+              </w:rPr>
+              <w:t>10</w:t>
+            </w:r>
           </w:p>
         </w:tc>
       </w:tr>
@@ -5096,6 +5249,7 @@
             <w:insideH w:val="none" w:color="auto" w:sz="0" w:space="0"/>
             <w:insideV w:val="none" w:color="auto" w:sz="0" w:space="0"/>
           </w:tblBorders>
+          <w:shd w:val="clear" w:color="auto" w:fill="auto"/>
           <w:tblCellMar>
             <w:top w:w="15" w:type="dxa"/>
             <w:left w:w="15" w:type="dxa"/>
@@ -5266,6 +5420,7 @@
             <w:insideH w:val="none" w:color="auto" w:sz="0" w:space="0"/>
             <w:insideV w:val="none" w:color="auto" w:sz="0" w:space="0"/>
           </w:tblBorders>
+          <w:shd w:val="clear" w:color="auto" w:fill="auto"/>
           <w:tblCellMar>
             <w:top w:w="15" w:type="dxa"/>
             <w:left w:w="15" w:type="dxa"/>
@@ -5436,6 +5591,7 @@
             <w:insideH w:val="none" w:color="auto" w:sz="0" w:space="0"/>
             <w:insideV w:val="none" w:color="auto" w:sz="0" w:space="0"/>
           </w:tblBorders>
+          <w:shd w:val="clear" w:color="auto" w:fill="auto"/>
           <w:tblCellMar>
             <w:top w:w="15" w:type="dxa"/>
             <w:left w:w="15" w:type="dxa"/>
@@ -5606,6 +5762,7 @@
             <w:insideH w:val="none" w:color="auto" w:sz="0" w:space="0"/>
             <w:insideV w:val="none" w:color="auto" w:sz="0" w:space="0"/>
           </w:tblBorders>
+          <w:shd w:val="clear" w:color="auto" w:fill="auto"/>
           <w:tblCellMar>
             <w:top w:w="15" w:type="dxa"/>
             <w:left w:w="15" w:type="dxa"/>
@@ -5776,6 +5933,7 @@
             <w:insideH w:val="none" w:color="auto" w:sz="0" w:space="0"/>
             <w:insideV w:val="none" w:color="auto" w:sz="0" w:space="0"/>
           </w:tblBorders>
+          <w:shd w:val="clear" w:color="auto" w:fill="auto"/>
           <w:tblCellMar>
             <w:top w:w="15" w:type="dxa"/>
             <w:left w:w="15" w:type="dxa"/>
@@ -5946,6 +6104,7 @@
             <w:insideH w:val="none" w:color="auto" w:sz="0" w:space="0"/>
             <w:insideV w:val="none" w:color="auto" w:sz="0" w:space="0"/>
           </w:tblBorders>
+          <w:shd w:val="clear" w:color="auto" w:fill="auto"/>
           <w:tblCellMar>
             <w:top w:w="15" w:type="dxa"/>
             <w:left w:w="15" w:type="dxa"/>
@@ -6507,6 +6666,7 @@
             <w:insideH w:val="none" w:color="auto" w:sz="0" w:space="0"/>
             <w:insideV w:val="none" w:color="auto" w:sz="0" w:space="0"/>
           </w:tblBorders>
+          <w:shd w:val="clear" w:color="auto" w:fill="auto"/>
           <w:tblCellMar>
             <w:top w:w="15" w:type="dxa"/>
             <w:left w:w="15" w:type="dxa"/>
@@ -6639,6 +6799,7 @@
             <w:insideH w:val="none" w:color="auto" w:sz="0" w:space="0"/>
             <w:insideV w:val="none" w:color="auto" w:sz="0" w:space="0"/>
           </w:tblBorders>
+          <w:shd w:val="clear" w:color="auto" w:fill="auto"/>
           <w:tblCellMar>
             <w:top w:w="15" w:type="dxa"/>
             <w:left w:w="15" w:type="dxa"/>
@@ -6771,6 +6932,7 @@
             <w:insideH w:val="none" w:color="auto" w:sz="0" w:space="0"/>
             <w:insideV w:val="none" w:color="auto" w:sz="0" w:space="0"/>
           </w:tblBorders>
+          <w:shd w:val="clear" w:color="auto" w:fill="auto"/>
           <w:tblCellMar>
             <w:top w:w="15" w:type="dxa"/>
             <w:left w:w="15" w:type="dxa"/>
@@ -6903,6 +7065,7 @@
             <w:insideH w:val="none" w:color="auto" w:sz="0" w:space="0"/>
             <w:insideV w:val="none" w:color="auto" w:sz="0" w:space="0"/>
           </w:tblBorders>
+          <w:shd w:val="clear" w:color="auto" w:fill="auto"/>
           <w:tblCellMar>
             <w:top w:w="15" w:type="dxa"/>
             <w:left w:w="15" w:type="dxa"/>
@@ -7617,6 +7780,7 @@
             <w:insideH w:val="none" w:color="auto" w:sz="0" w:space="0"/>
             <w:insideV w:val="none" w:color="auto" w:sz="0" w:space="0"/>
           </w:tblBorders>
+          <w:shd w:val="clear" w:color="auto" w:fill="auto"/>
           <w:tblCellMar>
             <w:top w:w="15" w:type="dxa"/>
             <w:left w:w="15" w:type="dxa"/>
@@ -7787,6 +7951,7 @@
             <w:insideH w:val="none" w:color="auto" w:sz="0" w:space="0"/>
             <w:insideV w:val="none" w:color="auto" w:sz="0" w:space="0"/>
           </w:tblBorders>
+          <w:shd w:val="clear" w:color="auto" w:fill="auto"/>
           <w:tblCellMar>
             <w:top w:w="15" w:type="dxa"/>
             <w:left w:w="15" w:type="dxa"/>
@@ -8539,8 +8704,6 @@
         </w:rPr>
         <w:t>Bug反馈，玩家点击时进入问卷页面，可提交截图、视频、文字内容；</w:t>
       </w:r>
-      <w:bookmarkStart w:id="0" w:name="_GoBack"/>
-      <w:bookmarkEnd w:id="0"/>
     </w:p>
     <w:p>
       <w:pPr>
@@ -9853,6 +10016,997 @@
           <w:lang w:val="en-US" w:eastAsia="zh-CN"/>
         </w:rPr>
         <w:t>该机制鼓励玩家在消耗AP与获取返还之间寻找策略平衡，以在单局游戏中达成更完美的进度。</w:t>
+      </w:r>
+    </w:p>
+    <w:p>
+      <w:pPr>
+        <w:pStyle w:val="2"/>
+        <w:numPr>
+          <w:numId w:val="0"/>
+        </w:numPr>
+        <w:bidi w:val="0"/>
+        <w:ind w:leftChars="0"/>
+        <w:outlineLvl w:val="0"/>
+        <w:rPr>
+          <w:rFonts w:hint="eastAsia" w:asciiTheme="minorHAnsi" w:hAnsiTheme="minorHAnsi" w:eastAsiaTheme="minorEastAsia" w:cstheme="minorBidi"/>
+          <w:b/>
+          <w:bCs/>
+          <w:color w:val="000000" w:themeColor="text1"/>
+          <w:kern w:val="0"/>
+          <w:sz w:val="32"/>
+          <w:szCs w:val="32"/>
+          <w:highlight w:val="none"/>
+          <w:lang w:val="en-US" w:eastAsia="zh-CN" w:bidi="ar"/>
+          <w14:textFill>
+            <w14:solidFill>
+              <w14:schemeClr w14:val="tx1"/>
+            </w14:solidFill>
+          </w14:textFill>
+        </w:rPr>
+      </w:pPr>
+    </w:p>
+    <w:p>
+      <w:pPr>
+        <w:pStyle w:val="2"/>
+        <w:numPr>
+          <w:numId w:val="0"/>
+        </w:numPr>
+        <w:bidi w:val="0"/>
+        <w:ind w:leftChars="0"/>
+        <w:outlineLvl w:val="0"/>
+        <w:rPr>
+          <w:rFonts w:hint="default"/>
+          <w:lang w:val="en-US" w:eastAsia="zh-CN"/>
+        </w:rPr>
+      </w:pPr>
+      <w:r>
+        <w:rPr>
+          <w:rFonts w:hint="eastAsia" w:asciiTheme="minorHAnsi" w:hAnsiTheme="minorHAnsi" w:eastAsiaTheme="minorEastAsia" w:cstheme="minorBidi"/>
+          <w:b/>
+          <w:bCs/>
+          <w:color w:val="000000" w:themeColor="text1"/>
+          <w:kern w:val="0"/>
+          <w:sz w:val="32"/>
+          <w:szCs w:val="32"/>
+          <w:highlight w:val="none"/>
+          <w:lang w:val="en-US" w:eastAsia="zh-CN" w:bidi="ar"/>
+          <w14:textFill>
+            <w14:solidFill>
+              <w14:schemeClr w14:val="tx1"/>
+            </w14:solidFill>
+          </w14:textFill>
+        </w:rPr>
+        <w:t>10.</w:t>
+      </w:r>
+      <w:r>
+        <w:rPr>
+          <w:rFonts w:hint="default" w:asciiTheme="minorHAnsi" w:hAnsiTheme="minorHAnsi" w:eastAsiaTheme="minorEastAsia" w:cstheme="minorBidi"/>
+          <w:b/>
+          <w:bCs/>
+          <w:color w:val="000000" w:themeColor="text1"/>
+          <w:kern w:val="0"/>
+          <w:sz w:val="32"/>
+          <w:szCs w:val="32"/>
+          <w:highlight w:val="none"/>
+          <w:lang w:val="en-US" w:eastAsia="zh-CN" w:bidi="ar"/>
+          <w14:textFill>
+            <w14:solidFill>
+              <w14:schemeClr w14:val="tx1"/>
+            </w14:solidFill>
+          </w14:textFill>
+        </w:rPr>
+        <w:t>多线情感抉择系统</w:t>
+      </w:r>
+      <w:r>
+        <w:rPr>
+          <w:rFonts w:hint="eastAsia" w:asciiTheme="minorHAnsi" w:hAnsiTheme="minorHAnsi" w:eastAsiaTheme="minorEastAsia" w:cstheme="minorBidi"/>
+          <w:b/>
+          <w:bCs/>
+          <w:color w:val="000000" w:themeColor="text1"/>
+          <w:kern w:val="0"/>
+          <w:sz w:val="32"/>
+          <w:szCs w:val="32"/>
+          <w:highlight w:val="none"/>
+          <w:lang w:val="en-US" w:eastAsia="zh-CN" w:bidi="ar"/>
+          <w14:textFill>
+            <w14:solidFill>
+              <w14:schemeClr w14:val="tx1"/>
+            </w14:solidFill>
+          </w14:textFill>
+        </w:rPr>
+        <w:t>（</w:t>
+      </w:r>
+      <w:r>
+        <w:rPr>
+          <w:rFonts w:hint="default" w:asciiTheme="minorHAnsi" w:hAnsiTheme="minorHAnsi" w:eastAsiaTheme="minorEastAsia" w:cstheme="minorBidi"/>
+          <w:b/>
+          <w:bCs/>
+          <w:color w:val="000000" w:themeColor="text1"/>
+          <w:kern w:val="0"/>
+          <w:sz w:val="32"/>
+          <w:szCs w:val="32"/>
+          <w:highlight w:val="none"/>
+          <w:lang w:val="en-US" w:eastAsia="zh-CN" w:bidi="ar"/>
+          <w14:textFill>
+            <w14:solidFill>
+              <w14:schemeClr w14:val="tx1"/>
+            </w14:solidFill>
+          </w14:textFill>
+        </w:rPr>
+        <w:t>羁绊分歧与结局导向</w:t>
+      </w:r>
+      <w:r>
+        <w:rPr>
+          <w:rFonts w:hint="eastAsia" w:asciiTheme="minorHAnsi" w:hAnsiTheme="minorHAnsi" w:eastAsiaTheme="minorEastAsia" w:cstheme="minorBidi"/>
+          <w:b/>
+          <w:bCs/>
+          <w:color w:val="000000" w:themeColor="text1"/>
+          <w:kern w:val="0"/>
+          <w:sz w:val="32"/>
+          <w:szCs w:val="32"/>
+          <w:highlight w:val="none"/>
+          <w:lang w:val="en-US" w:eastAsia="zh-CN" w:bidi="ar"/>
+          <w14:textFill>
+            <w14:solidFill>
+              <w14:schemeClr w14:val="tx1"/>
+            </w14:solidFill>
+          </w14:textFill>
+        </w:rPr>
+        <w:t>）</w:t>
+      </w:r>
+    </w:p>
+    <w:p>
+      <w:pPr>
+        <w:numPr>
+          <w:numId w:val="0"/>
+        </w:numPr>
+        <w:ind w:leftChars="0" w:firstLine="560" w:firstLineChars="200"/>
+        <w:rPr>
+          <w:rStyle w:val="10"/>
+          <w:rFonts w:hint="default" w:ascii="Times New Roman" w:hAnsi="Times New Roman" w:eastAsia="宋体" w:cs="Times New Roman"/>
+          <w:i w:val="0"/>
+          <w:iCs/>
+          <w:kern w:val="0"/>
+          <w:sz w:val="28"/>
+          <w:szCs w:val="28"/>
+          <w:lang w:val="en-US" w:eastAsia="zh-CN" w:bidi="ar"/>
+        </w:rPr>
+      </w:pPr>
+      <w:r>
+        <w:rPr>
+          <w:rStyle w:val="10"/>
+          <w:rFonts w:hint="default" w:ascii="Times New Roman" w:hAnsi="Times New Roman" w:eastAsia="宋体" w:cs="Times New Roman"/>
+          <w:i w:val="0"/>
+          <w:iCs/>
+          <w:kern w:val="0"/>
+          <w:sz w:val="28"/>
+          <w:szCs w:val="28"/>
+          <w:lang w:val="en-US" w:eastAsia="zh-CN" w:bidi="ar"/>
+        </w:rPr>
+        <w:t>本模块负责处理玩家在多线并行养成时产生的冲突，当玩家同时与多位男主建立深厚关系时，提供合理且委婉的收束机制。</w:t>
+      </w:r>
+    </w:p>
+    <w:p>
+      <w:pPr>
+        <w:numPr>
+          <w:numId w:val="0"/>
+        </w:numPr>
+        <w:ind w:leftChars="0"/>
+        <w:rPr>
+          <w:rStyle w:val="10"/>
+          <w:rFonts w:hint="default" w:ascii="Times New Roman" w:hAnsi="Times New Roman" w:eastAsia="宋体" w:cs="Times New Roman"/>
+          <w:i w:val="0"/>
+          <w:iCs/>
+          <w:kern w:val="0"/>
+          <w:sz w:val="28"/>
+          <w:szCs w:val="28"/>
+          <w:lang w:val="en-US" w:eastAsia="zh-CN" w:bidi="ar"/>
+        </w:rPr>
+      </w:pPr>
+      <w:r>
+        <w:rPr>
+          <w:rStyle w:val="9"/>
+          <w:rFonts w:hint="eastAsia" w:cs="Times New Roman"/>
+          <w:bCs/>
+          <w:kern w:val="0"/>
+          <w:sz w:val="30"/>
+          <w:szCs w:val="30"/>
+          <w:lang w:val="en-US" w:eastAsia="zh-CN" w:bidi="ar"/>
+        </w:rPr>
+        <w:t>10.1</w:t>
+      </w:r>
+      <w:r>
+        <w:rPr>
+          <w:rStyle w:val="9"/>
+          <w:rFonts w:hint="default" w:cs="Times New Roman"/>
+          <w:bCs/>
+          <w:kern w:val="0"/>
+          <w:sz w:val="30"/>
+          <w:szCs w:val="30"/>
+          <w:lang w:val="en-US" w:eastAsia="zh-CN" w:bidi="ar"/>
+        </w:rPr>
+        <w:t>触发时机</w:t>
+      </w:r>
+    </w:p>
+    <w:p>
+      <w:pPr>
+        <w:numPr>
+          <w:numId w:val="0"/>
+        </w:numPr>
+        <w:ind w:leftChars="0"/>
+        <w:rPr>
+          <w:rStyle w:val="10"/>
+          <w:rFonts w:hint="default" w:ascii="Times New Roman" w:hAnsi="Times New Roman" w:eastAsia="宋体" w:cs="Times New Roman"/>
+          <w:i w:val="0"/>
+          <w:iCs/>
+          <w:kern w:val="0"/>
+          <w:sz w:val="28"/>
+          <w:szCs w:val="28"/>
+          <w:lang w:val="en-US" w:eastAsia="zh-CN" w:bidi="ar"/>
+        </w:rPr>
+      </w:pPr>
+      <w:r>
+        <w:rPr>
+          <w:rStyle w:val="10"/>
+          <w:rFonts w:hint="default" w:ascii="Times New Roman" w:hAnsi="Times New Roman" w:eastAsia="宋体" w:cs="Times New Roman"/>
+          <w:i w:val="0"/>
+          <w:iCs/>
+          <w:kern w:val="0"/>
+          <w:sz w:val="28"/>
+          <w:szCs w:val="28"/>
+          <w:lang w:val="en-US" w:eastAsia="zh-CN" w:bidi="ar"/>
+        </w:rPr>
+        <w:t>终局检测：当玩家的行动点(AP)彻底耗尽（AP=0），</w:t>
+      </w:r>
+      <w:r>
+        <w:rPr>
+          <w:rStyle w:val="10"/>
+          <w:rFonts w:hint="eastAsia" w:ascii="Times New Roman" w:hAnsi="Times New Roman" w:eastAsia="宋体" w:cs="Times New Roman"/>
+          <w:i w:val="0"/>
+          <w:iCs/>
+          <w:kern w:val="0"/>
+          <w:sz w:val="28"/>
+          <w:szCs w:val="28"/>
+          <w:lang w:val="en-US" w:eastAsia="zh-CN" w:bidi="ar"/>
+        </w:rPr>
+        <w:t>进入判定；</w:t>
+      </w:r>
+    </w:p>
+    <w:p>
+      <w:pPr>
+        <w:numPr>
+          <w:ilvl w:val="0"/>
+          <w:numId w:val="0"/>
+        </w:numPr>
+        <w:ind w:leftChars="0"/>
+        <w:rPr>
+          <w:rStyle w:val="10"/>
+          <w:rFonts w:hint="default" w:ascii="Times New Roman" w:hAnsi="Times New Roman" w:eastAsia="宋体" w:cs="Times New Roman"/>
+          <w:i w:val="0"/>
+          <w:iCs/>
+          <w:kern w:val="0"/>
+          <w:sz w:val="28"/>
+          <w:szCs w:val="28"/>
+          <w:lang w:val="en-US" w:eastAsia="zh-CN" w:bidi="ar"/>
+        </w:rPr>
+      </w:pPr>
+      <w:r>
+        <w:rPr>
+          <w:rStyle w:val="9"/>
+          <w:rFonts w:hint="eastAsia" w:cs="Times New Roman"/>
+          <w:bCs/>
+          <w:kern w:val="0"/>
+          <w:sz w:val="30"/>
+          <w:szCs w:val="30"/>
+          <w:lang w:val="en-US" w:eastAsia="zh-CN" w:bidi="ar"/>
+        </w:rPr>
+        <w:t>10.2</w:t>
+      </w:r>
+      <w:r>
+        <w:rPr>
+          <w:rStyle w:val="9"/>
+          <w:rFonts w:hint="default" w:cs="Times New Roman"/>
+          <w:bCs/>
+          <w:kern w:val="0"/>
+          <w:sz w:val="30"/>
+          <w:szCs w:val="30"/>
+          <w:lang w:val="en-US" w:eastAsia="zh-CN" w:bidi="ar"/>
+        </w:rPr>
+        <w:t>判定条件</w:t>
+      </w:r>
+    </w:p>
+    <w:p>
+      <w:pPr>
+        <w:numPr>
+          <w:numId w:val="0"/>
+        </w:numPr>
+        <w:ind w:leftChars="0"/>
+        <w:rPr>
+          <w:rStyle w:val="10"/>
+          <w:rFonts w:hint="default" w:ascii="Times New Roman" w:hAnsi="Times New Roman" w:eastAsia="宋体" w:cs="Times New Roman"/>
+          <w:i w:val="0"/>
+          <w:iCs/>
+          <w:kern w:val="0"/>
+          <w:sz w:val="28"/>
+          <w:szCs w:val="28"/>
+          <w:lang w:val="en-US" w:eastAsia="zh-CN" w:bidi="ar"/>
+        </w:rPr>
+      </w:pPr>
+      <w:r>
+        <w:rPr>
+          <w:rStyle w:val="10"/>
+          <w:rFonts w:hint="default" w:ascii="Times New Roman" w:hAnsi="Times New Roman" w:eastAsia="宋体" w:cs="Times New Roman"/>
+          <w:i w:val="0"/>
+          <w:iCs/>
+          <w:kern w:val="0"/>
+          <w:sz w:val="28"/>
+          <w:szCs w:val="28"/>
+          <w:lang w:val="en-US" w:eastAsia="zh-CN" w:bidi="ar"/>
+        </w:rPr>
+        <w:t>系统后台遍历所有男主角的“好感度（羁绊值）”。</w:t>
+      </w:r>
+    </w:p>
+    <w:p>
+      <w:pPr>
+        <w:numPr>
+          <w:numId w:val="0"/>
+        </w:numPr>
+        <w:ind w:leftChars="0"/>
+        <w:rPr>
+          <w:rStyle w:val="10"/>
+          <w:rFonts w:hint="default" w:ascii="Times New Roman" w:hAnsi="Times New Roman" w:eastAsia="宋体" w:cs="Times New Roman"/>
+          <w:i w:val="0"/>
+          <w:iCs/>
+          <w:kern w:val="0"/>
+          <w:sz w:val="28"/>
+          <w:szCs w:val="28"/>
+          <w:lang w:val="en-US" w:eastAsia="zh-CN" w:bidi="ar"/>
+        </w:rPr>
+      </w:pPr>
+      <w:r>
+        <w:rPr>
+          <w:rStyle w:val="10"/>
+          <w:rFonts w:hint="default" w:ascii="Times New Roman" w:hAnsi="Times New Roman" w:eastAsia="宋体" w:cs="Times New Roman"/>
+          <w:i w:val="0"/>
+          <w:iCs/>
+          <w:kern w:val="0"/>
+          <w:sz w:val="28"/>
+          <w:szCs w:val="28"/>
+          <w:lang w:val="en-US" w:eastAsia="zh-CN" w:bidi="ar"/>
+        </w:rPr>
+        <w:t>触发阈值：如果同时存在两名或两名以上的男主，其好感度均≥80点，则拦截常规的结局自动导入，强制触发本系统的“抉择事件”。</w:t>
+      </w:r>
+    </w:p>
+    <w:p>
+      <w:pPr>
+        <w:numPr>
+          <w:ilvl w:val="0"/>
+          <w:numId w:val="0"/>
+        </w:numPr>
+        <w:ind w:leftChars="0"/>
+        <w:rPr>
+          <w:rStyle w:val="10"/>
+          <w:rFonts w:hint="default" w:ascii="Times New Roman" w:hAnsi="Times New Roman" w:eastAsia="宋体" w:cs="Times New Roman"/>
+          <w:i w:val="0"/>
+          <w:iCs/>
+          <w:kern w:val="0"/>
+          <w:sz w:val="28"/>
+          <w:szCs w:val="28"/>
+          <w:lang w:val="en-US" w:eastAsia="zh-CN" w:bidi="ar"/>
+        </w:rPr>
+      </w:pPr>
+      <w:r>
+        <w:rPr>
+          <w:rStyle w:val="9"/>
+          <w:rFonts w:hint="eastAsia" w:cs="Times New Roman"/>
+          <w:bCs/>
+          <w:kern w:val="0"/>
+          <w:sz w:val="30"/>
+          <w:szCs w:val="30"/>
+          <w:lang w:val="en-US" w:eastAsia="zh-CN" w:bidi="ar"/>
+        </w:rPr>
+        <w:t>10.3</w:t>
+      </w:r>
+      <w:r>
+        <w:rPr>
+          <w:rStyle w:val="9"/>
+          <w:rFonts w:hint="default" w:cs="Times New Roman"/>
+          <w:bCs/>
+          <w:kern w:val="0"/>
+          <w:sz w:val="30"/>
+          <w:szCs w:val="30"/>
+          <w:lang w:val="en-US" w:eastAsia="zh-CN" w:bidi="ar"/>
+        </w:rPr>
+        <w:t>场景表现与委婉提示</w:t>
+      </w:r>
+    </w:p>
+    <w:p>
+      <w:pPr>
+        <w:numPr>
+          <w:numId w:val="0"/>
+        </w:numPr>
+        <w:ind w:leftChars="0"/>
+        <w:rPr>
+          <w:rStyle w:val="10"/>
+          <w:rFonts w:hint="default" w:ascii="Times New Roman" w:hAnsi="Times New Roman" w:eastAsia="宋体" w:cs="Times New Roman"/>
+          <w:i w:val="0"/>
+          <w:iCs/>
+          <w:kern w:val="0"/>
+          <w:sz w:val="28"/>
+          <w:szCs w:val="28"/>
+          <w:lang w:val="en-US" w:eastAsia="zh-CN" w:bidi="ar"/>
+        </w:rPr>
+      </w:pPr>
+      <w:r>
+        <w:rPr>
+          <w:rStyle w:val="10"/>
+          <w:rFonts w:hint="default" w:ascii="Times New Roman" w:hAnsi="Times New Roman" w:eastAsia="宋体" w:cs="Times New Roman"/>
+          <w:i w:val="0"/>
+          <w:iCs/>
+          <w:kern w:val="0"/>
+          <w:sz w:val="28"/>
+          <w:szCs w:val="28"/>
+          <w:lang w:val="en-US" w:eastAsia="zh-CN" w:bidi="ar"/>
+        </w:rPr>
+        <w:t>氛围营造：画面</w:t>
+      </w:r>
+      <w:r>
+        <w:rPr>
+          <w:rStyle w:val="10"/>
+          <w:rFonts w:hint="eastAsia" w:ascii="Times New Roman" w:hAnsi="Times New Roman" w:eastAsia="宋体" w:cs="Times New Roman"/>
+          <w:i w:val="0"/>
+          <w:iCs/>
+          <w:kern w:val="0"/>
+          <w:sz w:val="28"/>
+          <w:szCs w:val="28"/>
+          <w:lang w:val="en-US" w:eastAsia="zh-CN" w:bidi="ar"/>
+        </w:rPr>
+        <w:t>切换进入云熹空间（蓝天白云图）</w:t>
+      </w:r>
+      <w:r>
+        <w:rPr>
+          <w:rStyle w:val="10"/>
+          <w:rFonts w:hint="default" w:ascii="Times New Roman" w:hAnsi="Times New Roman" w:eastAsia="宋体" w:cs="Times New Roman"/>
+          <w:i w:val="0"/>
+          <w:iCs/>
+          <w:kern w:val="0"/>
+          <w:sz w:val="28"/>
+          <w:szCs w:val="28"/>
+          <w:lang w:val="en-US" w:eastAsia="zh-CN" w:bidi="ar"/>
+        </w:rPr>
+        <w:t>，背景音乐平缓过渡为带有思绪、回忆感的主题曲。</w:t>
+      </w:r>
+    </w:p>
+    <w:p>
+      <w:pPr>
+        <w:numPr>
+          <w:numId w:val="0"/>
+        </w:numPr>
+        <w:ind w:leftChars="0"/>
+        <w:rPr>
+          <w:rStyle w:val="10"/>
+          <w:rFonts w:hint="default" w:ascii="Times New Roman" w:hAnsi="Times New Roman" w:eastAsia="宋体" w:cs="Times New Roman"/>
+          <w:i w:val="0"/>
+          <w:iCs/>
+          <w:kern w:val="0"/>
+          <w:sz w:val="28"/>
+          <w:szCs w:val="28"/>
+          <w:lang w:val="en-US" w:eastAsia="zh-CN" w:bidi="ar"/>
+        </w:rPr>
+      </w:pPr>
+      <w:r>
+        <w:rPr>
+          <w:rStyle w:val="10"/>
+          <w:rFonts w:hint="default" w:ascii="Times New Roman" w:hAnsi="Times New Roman" w:eastAsia="宋体" w:cs="Times New Roman"/>
+          <w:i w:val="0"/>
+          <w:iCs/>
+          <w:kern w:val="0"/>
+          <w:sz w:val="28"/>
+          <w:szCs w:val="28"/>
+          <w:lang w:val="en-US" w:eastAsia="zh-CN" w:bidi="ar"/>
+        </w:rPr>
+        <w:t>文案提示：</w:t>
+      </w:r>
+      <w:r>
+        <w:rPr>
+          <w:rStyle w:val="10"/>
+          <w:rFonts w:hint="eastAsia" w:ascii="Times New Roman" w:hAnsi="Times New Roman" w:eastAsia="宋体" w:cs="Times New Roman"/>
+          <w:i w:val="0"/>
+          <w:iCs/>
+          <w:kern w:val="0"/>
+          <w:sz w:val="28"/>
+          <w:szCs w:val="28"/>
+          <w:lang w:val="en-US" w:eastAsia="zh-CN" w:bidi="ar"/>
+        </w:rPr>
+        <w:t>播放几段对话节点——</w:t>
+      </w:r>
+      <w:r>
+        <w:rPr>
+          <w:rStyle w:val="10"/>
+          <w:rFonts w:hint="default" w:ascii="Times New Roman" w:hAnsi="Times New Roman" w:eastAsia="宋体" w:cs="Times New Roman"/>
+          <w:i w:val="0"/>
+          <w:iCs/>
+          <w:kern w:val="0"/>
+          <w:sz w:val="28"/>
+          <w:szCs w:val="28"/>
+          <w:lang w:val="en-US" w:eastAsia="zh-CN" w:bidi="ar"/>
+        </w:rPr>
+        <w:t>“在这段充实而美好的时光里，你与</w:t>
+      </w:r>
+      <w:r>
+        <w:rPr>
+          <w:rStyle w:val="10"/>
+          <w:rFonts w:hint="eastAsia" w:ascii="Times New Roman" w:hAnsi="Times New Roman" w:eastAsia="宋体" w:cs="Times New Roman"/>
+          <w:i w:val="0"/>
+          <w:iCs/>
+          <w:kern w:val="0"/>
+          <w:sz w:val="28"/>
+          <w:szCs w:val="28"/>
+          <w:lang w:val="en-US" w:eastAsia="zh-CN" w:bidi="ar"/>
+        </w:rPr>
+        <w:t>他们</w:t>
+      </w:r>
+      <w:r>
+        <w:rPr>
+          <w:rStyle w:val="10"/>
+          <w:rFonts w:hint="default" w:ascii="Times New Roman" w:hAnsi="Times New Roman" w:eastAsia="宋体" w:cs="Times New Roman"/>
+          <w:i w:val="0"/>
+          <w:iCs/>
+          <w:kern w:val="0"/>
+          <w:sz w:val="28"/>
+          <w:szCs w:val="28"/>
+          <w:lang w:val="en-US" w:eastAsia="zh-CN" w:bidi="ar"/>
+        </w:rPr>
+        <w:t>都结下了深厚的羁绊。他们都在你的心里留下了不可磨灭的印记。然而，或许你该考虑是否进行选择，此刻，你心中想的是”</w:t>
+      </w:r>
+      <w:r>
+        <w:rPr>
+          <w:rStyle w:val="10"/>
+          <w:rFonts w:hint="eastAsia" w:ascii="Times New Roman" w:hAnsi="Times New Roman" w:eastAsia="宋体" w:cs="Times New Roman"/>
+          <w:i w:val="0"/>
+          <w:iCs/>
+          <w:kern w:val="0"/>
+          <w:sz w:val="28"/>
+          <w:szCs w:val="28"/>
+          <w:lang w:val="en-US" w:eastAsia="zh-CN" w:bidi="ar"/>
+        </w:rPr>
+        <w:t>（已将剧本图做出，在Ending中的“过场”文件夹）</w:t>
+      </w:r>
+    </w:p>
+    <w:p>
+      <w:pPr>
+        <w:numPr>
+          <w:ilvl w:val="0"/>
+          <w:numId w:val="0"/>
+        </w:numPr>
+        <w:ind w:leftChars="0"/>
+        <w:rPr>
+          <w:rStyle w:val="10"/>
+          <w:rFonts w:hint="default" w:ascii="Times New Roman" w:hAnsi="Times New Roman" w:eastAsia="宋体" w:cs="Times New Roman"/>
+          <w:i w:val="0"/>
+          <w:iCs/>
+          <w:kern w:val="0"/>
+          <w:sz w:val="28"/>
+          <w:szCs w:val="28"/>
+          <w:lang w:val="en-US" w:eastAsia="zh-CN" w:bidi="ar"/>
+        </w:rPr>
+      </w:pPr>
+      <w:r>
+        <w:rPr>
+          <w:rStyle w:val="10"/>
+          <w:rFonts w:hint="default" w:ascii="Times New Roman" w:hAnsi="Times New Roman" w:eastAsia="宋体" w:cs="Times New Roman"/>
+          <w:i w:val="0"/>
+          <w:iCs/>
+          <w:kern w:val="0"/>
+          <w:sz w:val="28"/>
+          <w:szCs w:val="28"/>
+          <w:lang w:val="en-US" w:eastAsia="zh-CN" w:bidi="ar"/>
+        </w:rPr>
+        <w:t>抉择选项生成</w:t>
+      </w:r>
+      <w:r>
+        <w:rPr>
+          <w:rStyle w:val="10"/>
+          <w:rFonts w:hint="eastAsia" w:ascii="Times New Roman" w:hAnsi="Times New Roman" w:eastAsia="宋体" w:cs="Times New Roman"/>
+          <w:i w:val="0"/>
+          <w:iCs/>
+          <w:kern w:val="0"/>
+          <w:sz w:val="28"/>
+          <w:szCs w:val="28"/>
+          <w:lang w:val="en-US" w:eastAsia="zh-CN" w:bidi="ar"/>
+        </w:rPr>
+        <w:t>：</w:t>
+      </w:r>
+      <w:r>
+        <w:rPr>
+          <w:rStyle w:val="10"/>
+          <w:rFonts w:hint="default" w:ascii="Times New Roman" w:hAnsi="Times New Roman" w:eastAsia="宋体" w:cs="Times New Roman"/>
+          <w:i w:val="0"/>
+          <w:iCs/>
+          <w:kern w:val="0"/>
+          <w:sz w:val="28"/>
+          <w:szCs w:val="28"/>
+          <w:lang w:val="en-US" w:eastAsia="zh-CN" w:bidi="ar"/>
+        </w:rPr>
+        <w:t>系统将根据符合条件（好感度≥80）的男主，动态生成对应的选项按钮</w:t>
+      </w:r>
+      <w:r>
+        <w:rPr>
+          <w:rStyle w:val="10"/>
+          <w:rFonts w:hint="eastAsia" w:ascii="Times New Roman" w:hAnsi="Times New Roman" w:eastAsia="宋体" w:cs="Times New Roman"/>
+          <w:i w:val="0"/>
+          <w:iCs/>
+          <w:kern w:val="0"/>
+          <w:sz w:val="28"/>
+          <w:szCs w:val="28"/>
+          <w:lang w:val="en-US" w:eastAsia="zh-CN" w:bidi="ar"/>
+        </w:rPr>
+        <w:t>，</w:t>
+      </w:r>
+      <w:bookmarkStart w:id="0" w:name="_GoBack"/>
+      <w:bookmarkEnd w:id="0"/>
+      <w:r>
+        <w:rPr>
+          <w:rStyle w:val="10"/>
+          <w:rFonts w:hint="eastAsia" w:ascii="Times New Roman" w:hAnsi="Times New Roman" w:eastAsia="宋体" w:cs="Times New Roman"/>
+          <w:i w:val="0"/>
+          <w:iCs/>
+          <w:kern w:val="0"/>
+          <w:sz w:val="28"/>
+          <w:szCs w:val="28"/>
+          <w:lang w:val="en-US" w:eastAsia="zh-CN" w:bidi="ar"/>
+        </w:rPr>
+        <w:t>点击带有男主名字选项后出现弹窗。</w:t>
+      </w:r>
+    </w:p>
+    <w:p>
+      <w:pPr>
+        <w:numPr>
+          <w:ilvl w:val="0"/>
+          <w:numId w:val="0"/>
+        </w:numPr>
+        <w:ind w:leftChars="0"/>
+        <w:jc w:val="center"/>
+        <w:rPr>
+          <w:rStyle w:val="10"/>
+          <w:rFonts w:hint="default" w:ascii="Times New Roman" w:hAnsi="Times New Roman" w:eastAsia="宋体" w:cs="Times New Roman"/>
+          <w:i w:val="0"/>
+          <w:iCs/>
+          <w:kern w:val="0"/>
+          <w:sz w:val="28"/>
+          <w:szCs w:val="28"/>
+          <w:lang w:val="en-US" w:eastAsia="zh-CN" w:bidi="ar"/>
+        </w:rPr>
+      </w:pPr>
+      <w:r>
+        <w:rPr>
+          <w:rStyle w:val="10"/>
+          <w:rFonts w:hint="default" w:ascii="Times New Roman" w:hAnsi="Times New Roman" w:eastAsia="宋体" w:cs="Times New Roman"/>
+          <w:i w:val="0"/>
+          <w:iCs/>
+          <w:kern w:val="0"/>
+          <w:sz w:val="28"/>
+          <w:szCs w:val="28"/>
+          <w:lang w:val="en-US" w:eastAsia="zh-CN" w:bidi="ar"/>
+        </w:rPr>
+        <w:drawing>
+          <wp:inline distT="0" distB="0" distL="114300" distR="114300">
+            <wp:extent cx="5263515" cy="2944495"/>
+            <wp:effectExtent l="0" t="0" r="13335" b="8255"/>
+            <wp:docPr id="11" name="图片 11" descr="722e105853f5f4a5c218a2569e523dbd"/>
+            <wp:cNvGraphicFramePr>
+              <a:graphicFrameLocks xmlns:a="http://schemas.openxmlformats.org/drawingml/2006/main" noChangeAspect="1"/>
+            </wp:cNvGraphicFramePr>
+            <a:graphic xmlns:a="http://schemas.openxmlformats.org/drawingml/2006/main">
+              <a:graphicData uri="http://schemas.openxmlformats.org/drawingml/2006/picture">
+                <pic:pic xmlns:pic="http://schemas.openxmlformats.org/drawingml/2006/picture">
+                  <pic:nvPicPr>
+                    <pic:cNvPr id="11" name="图片 11" descr="722e105853f5f4a5c218a2569e523dbd"/>
+                    <pic:cNvPicPr>
+                      <a:picLocks noChangeAspect="1"/>
+                    </pic:cNvPicPr>
+                  </pic:nvPicPr>
+                  <pic:blipFill>
+                    <a:blip r:embed="rId17"/>
+                    <a:stretch>
+                      <a:fillRect/>
+                    </a:stretch>
+                  </pic:blipFill>
+                  <pic:spPr>
+                    <a:xfrm>
+                      <a:off x="0" y="0"/>
+                      <a:ext cx="5263515" cy="2944495"/>
+                    </a:xfrm>
+                    <a:prstGeom prst="rect">
+                      <a:avLst/>
+                    </a:prstGeom>
+                  </pic:spPr>
+                </pic:pic>
+              </a:graphicData>
+            </a:graphic>
+          </wp:inline>
+        </w:drawing>
+      </w:r>
+    </w:p>
+    <w:p>
+      <w:pPr>
+        <w:numPr>
+          <w:ilvl w:val="0"/>
+          <w:numId w:val="0"/>
+        </w:numPr>
+        <w:ind w:leftChars="0"/>
+        <w:rPr>
+          <w:rStyle w:val="10"/>
+          <w:rFonts w:hint="eastAsia" w:ascii="Times New Roman" w:hAnsi="Times New Roman" w:eastAsia="宋体" w:cs="Times New Roman"/>
+          <w:i w:val="0"/>
+          <w:iCs/>
+          <w:kern w:val="0"/>
+          <w:sz w:val="28"/>
+          <w:szCs w:val="28"/>
+          <w:lang w:val="en-US" w:eastAsia="zh-CN" w:bidi="ar"/>
+        </w:rPr>
+      </w:pPr>
+      <w:r>
+        <w:rPr>
+          <w:rStyle w:val="10"/>
+          <w:rFonts w:hint="eastAsia" w:ascii="Times New Roman" w:hAnsi="Times New Roman" w:eastAsia="宋体" w:cs="Times New Roman"/>
+          <w:i w:val="0"/>
+          <w:iCs/>
+          <w:kern w:val="0"/>
+          <w:sz w:val="28"/>
+          <w:szCs w:val="28"/>
+          <w:lang w:val="en-US" w:eastAsia="zh-CN" w:bidi="ar"/>
+        </w:rPr>
+        <w:drawing>
+          <wp:inline distT="0" distB="0" distL="114300" distR="114300">
+            <wp:extent cx="5272405" cy="2944495"/>
+            <wp:effectExtent l="0" t="0" r="4445" b="8255"/>
+            <wp:docPr id="16" name="图片 16" descr="43cfe130e9929c4b8fe014cfacd7ba69"/>
+            <wp:cNvGraphicFramePr>
+              <a:graphicFrameLocks xmlns:a="http://schemas.openxmlformats.org/drawingml/2006/main" noChangeAspect="1"/>
+            </wp:cNvGraphicFramePr>
+            <a:graphic xmlns:a="http://schemas.openxmlformats.org/drawingml/2006/main">
+              <a:graphicData uri="http://schemas.openxmlformats.org/drawingml/2006/picture">
+                <pic:pic xmlns:pic="http://schemas.openxmlformats.org/drawingml/2006/picture">
+                  <pic:nvPicPr>
+                    <pic:cNvPr id="16" name="图片 16" descr="43cfe130e9929c4b8fe014cfacd7ba69"/>
+                    <pic:cNvPicPr>
+                      <a:picLocks noChangeAspect="1"/>
+                    </pic:cNvPicPr>
+                  </pic:nvPicPr>
+                  <pic:blipFill>
+                    <a:blip r:embed="rId18"/>
+                    <a:stretch>
+                      <a:fillRect/>
+                    </a:stretch>
+                  </pic:blipFill>
+                  <pic:spPr>
+                    <a:xfrm>
+                      <a:off x="0" y="0"/>
+                      <a:ext cx="5272405" cy="2944495"/>
+                    </a:xfrm>
+                    <a:prstGeom prst="rect">
+                      <a:avLst/>
+                    </a:prstGeom>
+                  </pic:spPr>
+                </pic:pic>
+              </a:graphicData>
+            </a:graphic>
+          </wp:inline>
+        </w:drawing>
+      </w:r>
+      <w:r>
+        <w:rPr>
+          <w:rStyle w:val="10"/>
+          <w:rFonts w:hint="eastAsia" w:ascii="Times New Roman" w:hAnsi="Times New Roman" w:eastAsia="宋体" w:cs="Times New Roman"/>
+          <w:i w:val="0"/>
+          <w:iCs/>
+          <w:kern w:val="0"/>
+          <w:sz w:val="28"/>
+          <w:szCs w:val="28"/>
+          <w:lang w:val="en-US" w:eastAsia="zh-CN" w:bidi="ar"/>
+        </w:rPr>
+        <w:t>当玩家选择进入多感情线时，出现风险提示</w:t>
+      </w:r>
+    </w:p>
+    <w:p>
+      <w:pPr>
+        <w:numPr>
+          <w:ilvl w:val="0"/>
+          <w:numId w:val="0"/>
+        </w:numPr>
+        <w:ind w:leftChars="0"/>
+        <w:rPr>
+          <w:rStyle w:val="10"/>
+          <w:rFonts w:hint="default" w:ascii="Times New Roman" w:hAnsi="Times New Roman" w:eastAsia="宋体" w:cs="Times New Roman"/>
+          <w:i w:val="0"/>
+          <w:iCs/>
+          <w:kern w:val="0"/>
+          <w:sz w:val="28"/>
+          <w:szCs w:val="28"/>
+          <w:lang w:val="en-US" w:eastAsia="zh-CN" w:bidi="ar"/>
+        </w:rPr>
+      </w:pPr>
+      <w:r>
+        <w:rPr>
+          <w:rStyle w:val="10"/>
+          <w:rFonts w:hint="default" w:ascii="Times New Roman" w:hAnsi="Times New Roman" w:eastAsia="宋体" w:cs="Times New Roman"/>
+          <w:i w:val="0"/>
+          <w:iCs/>
+          <w:kern w:val="0"/>
+          <w:sz w:val="28"/>
+          <w:szCs w:val="28"/>
+          <w:lang w:val="en-US" w:eastAsia="zh-CN" w:bidi="ar"/>
+        </w:rPr>
+        <w:drawing>
+          <wp:inline distT="0" distB="0" distL="114300" distR="114300">
+            <wp:extent cx="5271135" cy="2938145"/>
+            <wp:effectExtent l="0" t="0" r="5715" b="14605"/>
+            <wp:docPr id="15" name="图片 15" descr="1f7944257bb7e50c2ace34b4accc1cef"/>
+            <wp:cNvGraphicFramePr>
+              <a:graphicFrameLocks xmlns:a="http://schemas.openxmlformats.org/drawingml/2006/main" noChangeAspect="1"/>
+            </wp:cNvGraphicFramePr>
+            <a:graphic xmlns:a="http://schemas.openxmlformats.org/drawingml/2006/main">
+              <a:graphicData uri="http://schemas.openxmlformats.org/drawingml/2006/picture">
+                <pic:pic xmlns:pic="http://schemas.openxmlformats.org/drawingml/2006/picture">
+                  <pic:nvPicPr>
+                    <pic:cNvPr id="15" name="图片 15" descr="1f7944257bb7e50c2ace34b4accc1cef"/>
+                    <pic:cNvPicPr>
+                      <a:picLocks noChangeAspect="1"/>
+                    </pic:cNvPicPr>
+                  </pic:nvPicPr>
+                  <pic:blipFill>
+                    <a:blip r:embed="rId19"/>
+                    <a:stretch>
+                      <a:fillRect/>
+                    </a:stretch>
+                  </pic:blipFill>
+                  <pic:spPr>
+                    <a:xfrm>
+                      <a:off x="0" y="0"/>
+                      <a:ext cx="5271135" cy="2938145"/>
+                    </a:xfrm>
+                    <a:prstGeom prst="rect">
+                      <a:avLst/>
+                    </a:prstGeom>
+                  </pic:spPr>
+                </pic:pic>
+              </a:graphicData>
+            </a:graphic>
+          </wp:inline>
+        </w:drawing>
+      </w:r>
+    </w:p>
+    <w:p>
+      <w:pPr>
+        <w:numPr>
+          <w:ilvl w:val="0"/>
+          <w:numId w:val="0"/>
+        </w:numPr>
+        <w:ind w:leftChars="0"/>
+        <w:rPr>
+          <w:rStyle w:val="9"/>
+          <w:rFonts w:hint="default" w:cs="Times New Roman"/>
+          <w:bCs/>
+          <w:kern w:val="0"/>
+          <w:sz w:val="30"/>
+          <w:szCs w:val="30"/>
+          <w:lang w:val="en-US" w:eastAsia="zh-CN" w:bidi="ar"/>
+        </w:rPr>
+      </w:pPr>
+      <w:r>
+        <w:rPr>
+          <w:rStyle w:val="9"/>
+          <w:rFonts w:hint="eastAsia" w:cs="Times New Roman"/>
+          <w:bCs/>
+          <w:kern w:val="0"/>
+          <w:sz w:val="30"/>
+          <w:szCs w:val="30"/>
+          <w:lang w:val="en-US" w:eastAsia="zh-CN" w:bidi="ar"/>
+        </w:rPr>
+        <w:t>10.4</w:t>
+      </w:r>
+      <w:r>
+        <w:rPr>
+          <w:rStyle w:val="9"/>
+          <w:rFonts w:hint="default" w:cs="Times New Roman"/>
+          <w:bCs/>
+          <w:kern w:val="0"/>
+          <w:sz w:val="30"/>
+          <w:szCs w:val="30"/>
+          <w:lang w:val="en-US" w:eastAsia="zh-CN" w:bidi="ar"/>
+        </w:rPr>
+        <w:t>判定执行与结局导入</w:t>
+      </w:r>
+    </w:p>
+    <w:p>
+      <w:pPr>
+        <w:numPr>
+          <w:ilvl w:val="0"/>
+          <w:numId w:val="0"/>
+        </w:numPr>
+        <w:ind w:leftChars="0"/>
+        <w:rPr>
+          <w:rStyle w:val="10"/>
+          <w:rFonts w:hint="default" w:ascii="Times New Roman" w:hAnsi="Times New Roman" w:eastAsia="宋体" w:cs="Times New Roman"/>
+          <w:i w:val="0"/>
+          <w:iCs/>
+          <w:kern w:val="0"/>
+          <w:sz w:val="28"/>
+          <w:szCs w:val="28"/>
+          <w:lang w:val="en-US" w:eastAsia="zh-CN" w:bidi="ar"/>
+        </w:rPr>
+      </w:pPr>
+      <w:r>
+        <w:rPr>
+          <w:rStyle w:val="10"/>
+          <w:rFonts w:hint="default" w:ascii="Times New Roman" w:hAnsi="Times New Roman" w:eastAsia="宋体" w:cs="Times New Roman"/>
+          <w:i w:val="0"/>
+          <w:iCs/>
+          <w:kern w:val="0"/>
+          <w:sz w:val="28"/>
+          <w:szCs w:val="28"/>
+          <w:lang w:val="en-US" w:eastAsia="zh-CN" w:bidi="ar"/>
+        </w:rPr>
+        <w:t>变量锁定：玩家做出选择后，系统会在后台将未被选择的男主好感度锁定（防止与后续剧情变量发生冲突）。</w:t>
+      </w:r>
+    </w:p>
+    <w:p>
+      <w:pPr>
+        <w:numPr>
+          <w:ilvl w:val="0"/>
+          <w:numId w:val="0"/>
+        </w:numPr>
+        <w:ind w:leftChars="0"/>
+        <w:rPr>
+          <w:rStyle w:val="10"/>
+          <w:rFonts w:hint="default" w:ascii="Times New Roman" w:hAnsi="Times New Roman" w:eastAsia="宋体" w:cs="Times New Roman"/>
+          <w:i w:val="0"/>
+          <w:iCs/>
+          <w:kern w:val="0"/>
+          <w:sz w:val="28"/>
+          <w:szCs w:val="28"/>
+          <w:lang w:val="en-US" w:eastAsia="zh-CN" w:bidi="ar"/>
+        </w:rPr>
+      </w:pPr>
+      <w:r>
+        <w:rPr>
+          <w:rStyle w:val="10"/>
+          <w:rFonts w:hint="default" w:ascii="Times New Roman" w:hAnsi="Times New Roman" w:eastAsia="宋体" w:cs="Times New Roman"/>
+          <w:i w:val="0"/>
+          <w:iCs/>
+          <w:kern w:val="0"/>
+          <w:sz w:val="28"/>
+          <w:szCs w:val="28"/>
+          <w:lang w:val="en-US" w:eastAsia="zh-CN" w:bidi="ar"/>
+        </w:rPr>
+        <w:t>专属结局导入：系统直接跳转，导入玩家所选男主的专属单线结局的剧情文本节点</w:t>
+      </w:r>
+      <w:r>
+        <w:rPr>
+          <w:rStyle w:val="10"/>
+          <w:rFonts w:hint="eastAsia" w:ascii="Times New Roman" w:hAnsi="Times New Roman" w:eastAsia="宋体" w:cs="Times New Roman"/>
+          <w:i w:val="0"/>
+          <w:iCs/>
+          <w:kern w:val="0"/>
+          <w:sz w:val="28"/>
+          <w:szCs w:val="28"/>
+          <w:lang w:val="en-US" w:eastAsia="zh-CN" w:bidi="ar"/>
+        </w:rPr>
+        <w:t>（进行系统判定，好感大于等于80无约定版本结局，满好感有约定版本结局）</w:t>
+      </w:r>
+      <w:r>
+        <w:rPr>
+          <w:rStyle w:val="10"/>
+          <w:rFonts w:hint="default" w:ascii="Times New Roman" w:hAnsi="Times New Roman" w:eastAsia="宋体" w:cs="Times New Roman"/>
+          <w:i w:val="0"/>
+          <w:iCs/>
+          <w:kern w:val="0"/>
+          <w:sz w:val="28"/>
+          <w:szCs w:val="28"/>
+          <w:lang w:val="en-US" w:eastAsia="zh-CN" w:bidi="ar"/>
+        </w:rPr>
+        <w:t>。</w:t>
       </w:r>
     </w:p>
     <w:sectPr>
